--- a/deliverables/AQP_Final_Contribution_Statement_v2.docx
+++ b/deliverables/AQP_Final_Contribution_Statement_v2.docx
@@ -38,7 +38,7 @@
           <w:color w:val="59636E"/>
           <w:sz w:val="20"/>
         </w:rPr>
-        <w:br/>
+        <w:t xml:space="preserve"> </w:t>
       </w:r>
       <w:r>
         <w:rPr>
@@ -46,7 +46,7 @@
           <w:color w:val="59636E"/>
           <w:sz w:val="20"/>
         </w:rPr>
-        <w:t xml:space="preserve">Date: 2026-08-09</w:t>
+        <w:t xml:space="preserve">Date: 2026-08-10</w:t>
       </w:r>
     </w:p>
     <w:bookmarkStart w:id="20" w:name="locked-contribution-statement"/>
@@ -353,7 +353,19 @@
         <w:rPr>
           <w:rFonts w:ascii="Calibri" w:hAnsi="Calibri"/>
         </w:rPr>
-        <w:t xml:space="preserve">JSON object. It can be falsified by a hash mismatch that does not block, a missing</w:t>
+        <w:t xml:space="preserve">JSON object. It can be falsified by a missing or mismatched Version 4 fingerprint</w:t>
+      </w:r>
+      <w:r>
+        <w:rPr>
+          <w:rFonts w:ascii="Calibri" w:hAnsi="Calibri"/>
+        </w:rPr>
+        <w:t xml:space="preserve"> </w:t>
+      </w:r>
+      <w:r>
+        <w:rPr>
+          <w:rFonts w:ascii="Calibri" w:hAnsi="Calibri"/>
+        </w:rPr>
+        <w:t xml:space="preserve">that does not block loading/submission/restoration, a missing</w:t>
       </w:r>
       <w:r>
         <w:rPr>
@@ -813,7 +825,7 @@
         <w:rPr>
           <w:rFonts w:ascii="Calibri" w:hAnsi="Calibri"/>
         </w:rPr>
-        <w:t xml:space="preserve">Local pre-release results are:</w:t>
+        <w:t xml:space="preserve">Current correction-candidate results are:</w:t>
       </w:r>
     </w:p>
     <w:p>
@@ -830,7 +842,7 @@
         <w:rPr>
           <w:rFonts w:ascii="Calibri" w:hAnsi="Calibri"/>
         </w:rPr>
-        <w:t xml:space="preserve">9 built-in/import cases, 39 items and 288 independent-oracle field comparisons,</w:t>
+        <w:t xml:space="preserve">8 distributable built-in/import cases, 31 items and 234 independent-oracle field comparisons,</w:t>
       </w:r>
       <w:r>
         <w:rPr>
@@ -876,7 +888,7 @@
         <w:rPr>
           <w:rFonts w:ascii="Calibri" w:hAnsi="Calibri"/>
         </w:rPr>
-        <w:t xml:space="preserve">9/9 result exports and 39/39 item responses reconstructed, with 0 mismatches; and</w:t>
+        <w:t xml:space="preserve">8/8 result exports and 31/31 item responses reconstructed, with 0 mismatches; and</w:t>
       </w:r>
     </w:p>
     <w:p>
@@ -893,7 +905,7 @@
         <w:rPr>
           <w:rFonts w:ascii="Calibri" w:hAnsi="Calibri"/>
         </w:rPr>
-        <w:t xml:space="preserve">194 unit/component/technical tests passing.</w:t>
+        <w:t xml:space="preserve">missing-fingerprint and stale-fingerprint configuration tampering rejected.</w:t>
       </w:r>
     </w:p>
     <w:p>
@@ -904,31 +916,79 @@
         <w:rPr>
           <w:rFonts w:ascii="Calibri" w:hAnsi="Calibri"/>
         </w:rPr>
-        <w:t xml:space="preserve">Only results reproduced by CI and tied to the deployed commit may appear as final</w:t>
-      </w:r>
-      <w:r>
-        <w:rPr>
-          <w:rFonts w:ascii="Calibri" w:hAnsi="Calibri"/>
-        </w:rPr>
-        <w:t xml:space="preserve"> </w:t>
-      </w:r>
-      <w:r>
-        <w:rPr>
-          <w:rFonts w:ascii="Calibri" w:hAnsi="Calibri"/>
-        </w:rPr>
-        <w:t xml:space="preserve">release evidence. Rendered-browser CI and manual assistive-technology results must</w:t>
-      </w:r>
-      <w:r>
-        <w:rPr>
-          <w:rFonts w:ascii="Calibri" w:hAnsi="Calibri"/>
-        </w:rPr>
-        <w:t xml:space="preserve"> </w:t>
-      </w:r>
-      <w:r>
-        <w:rPr>
-          <w:rFonts w:ascii="Calibri" w:hAnsi="Calibri"/>
-        </w:rPr>
-        <w:t xml:space="preserve">be reported separately with their own status.</w:t>
+        <w:t xml:space="preserve">The previous PR revision also produced 60/60 rendered-browser state/profile scans</w:t>
+      </w:r>
+      <w:r>
+        <w:rPr>
+          <w:rFonts w:ascii="Calibri" w:hAnsi="Calibri"/>
+        </w:rPr>
+        <w:t xml:space="preserve"> </w:t>
+      </w:r>
+      <w:r>
+        <w:rPr>
+          <w:rFonts w:ascii="Calibri" w:hAnsi="Calibri"/>
+        </w:rPr>
+        <w:t xml:space="preserve">with 0 reported axe violations, incomplete checks, overflow failures or critical</w:t>
+      </w:r>
+      <w:r>
+        <w:rPr>
+          <w:rFonts w:ascii="Calibri" w:hAnsi="Calibri"/>
+        </w:rPr>
+        <w:t xml:space="preserve"> </w:t>
+      </w:r>
+      <w:r>
+        <w:rPr>
+          <w:rFonts w:ascii="Calibri" w:hAnsi="Calibri"/>
+        </w:rPr>
+        <w:t xml:space="preserve">target-size failures. Because this correction candidate changes the distributable</w:t>
+      </w:r>
+      <w:r>
+        <w:rPr>
+          <w:rFonts w:ascii="Calibri" w:hAnsi="Calibri"/>
+        </w:rPr>
+        <w:t xml:space="preserve"> </w:t>
+      </w:r>
+      <w:r>
+        <w:rPr>
+          <w:rFonts w:ascii="Calibri" w:hAnsi="Calibri"/>
+        </w:rPr>
+        <w:t xml:space="preserve">instrument inventory and browser fixture, those browser and technical counts require</w:t>
+      </w:r>
+      <w:r>
+        <w:rPr>
+          <w:rFonts w:ascii="Calibri" w:hAnsi="Calibri"/>
+        </w:rPr>
+        <w:t xml:space="preserve"> </w:t>
+      </w:r>
+      <w:r>
+        <w:rPr>
+          <w:rFonts w:ascii="Calibri" w:hAnsi="Calibri"/>
+        </w:rPr>
+        <w:t xml:space="preserve">a fresh CI run. Only results tied to final main and the deployed commit may appear as</w:t>
+      </w:r>
+      <w:r>
+        <w:rPr>
+          <w:rFonts w:ascii="Calibri" w:hAnsi="Calibri"/>
+        </w:rPr>
+        <w:t xml:space="preserve"> </w:t>
+      </w:r>
+      <w:r>
+        <w:rPr>
+          <w:rFonts w:ascii="Calibri" w:hAnsi="Calibri"/>
+        </w:rPr>
+        <w:t xml:space="preserve">final release evidence. The manual assistive-technology audit remains NT and must be</w:t>
+      </w:r>
+      <w:r>
+        <w:rPr>
+          <w:rFonts w:ascii="Calibri" w:hAnsi="Calibri"/>
+        </w:rPr>
+        <w:t xml:space="preserve"> </w:t>
+      </w:r>
+      <w:r>
+        <w:rPr>
+          <w:rFonts w:ascii="Calibri" w:hAnsi="Calibri"/>
+        </w:rPr>
+        <w:t xml:space="preserve">reported separately.</w:t>
       </w:r>
     </w:p>
     <w:bookmarkEnd w:id="26"/>
@@ -1230,7 +1290,7 @@
         <w:color w:val="59636E"/>
         <w:sz w:val="17"/>
       </w:rPr>
-      <w:t>AQP final contribution statement  |  Version 2.0 | 9 August 2026</w:t>
+      <w:t>AQP final contribution statement  |  Version 2.1 | 10 August 2026</w:t>
     </w:r>
   </w:p>
 </w:hdr>
@@ -1251,7 +1311,7 @@
         <w:color w:val="59636E"/>
         <w:sz w:val="17"/>
       </w:rPr>
-      <w:t>AQP final contribution statement  |  Version 2.0 | 9 August 2026</w:t>
+      <w:t>AQP final contribution statement  |  Version 2.1 | 10 August 2026</w:t>
     </w:r>
   </w:p>
 </w:hdr>

--- a/deliverables/AQP_Final_Contribution_Statement_v2.docx
+++ b/deliverables/AQP_Final_Contribution_Statement_v2.docx
@@ -916,79 +916,92 @@
         <w:rPr>
           <w:rFonts w:ascii="Calibri" w:hAnsi="Calibri"/>
         </w:rPr>
-        <w:t xml:space="preserve">The previous PR revision also produced 60/60 rendered-browser state/profile scans</w:t>
-      </w:r>
-      <w:r>
-        <w:rPr>
-          <w:rFonts w:ascii="Calibri" w:hAnsi="Calibri"/>
-        </w:rPr>
-        <w:t xml:space="preserve"> </w:t>
-      </w:r>
-      <w:r>
-        <w:rPr>
-          <w:rFonts w:ascii="Calibri" w:hAnsi="Calibri"/>
-        </w:rPr>
-        <w:t xml:space="preserve">with 0 reported axe violations, incomplete checks, overflow failures or critical</w:t>
-      </w:r>
-      <w:r>
-        <w:rPr>
-          <w:rFonts w:ascii="Calibri" w:hAnsi="Calibri"/>
-        </w:rPr>
-        <w:t xml:space="preserve"> </w:t>
-      </w:r>
-      <w:r>
-        <w:rPr>
-          <w:rFonts w:ascii="Calibri" w:hAnsi="Calibri"/>
-        </w:rPr>
-        <w:t xml:space="preserve">target-size failures. Because this correction candidate changes the distributable</w:t>
-      </w:r>
-      <w:r>
-        <w:rPr>
-          <w:rFonts w:ascii="Calibri" w:hAnsi="Calibri"/>
-        </w:rPr>
-        <w:t xml:space="preserve"> </w:t>
-      </w:r>
-      <w:r>
-        <w:rPr>
-          <w:rFonts w:ascii="Calibri" w:hAnsi="Calibri"/>
-        </w:rPr>
-        <w:t xml:space="preserve">instrument inventory and browser fixture, those browser and technical counts require</w:t>
-      </w:r>
-      <w:r>
-        <w:rPr>
-          <w:rFonts w:ascii="Calibri" w:hAnsi="Calibri"/>
-        </w:rPr>
-        <w:t xml:space="preserve"> </w:t>
-      </w:r>
-      <w:r>
-        <w:rPr>
-          <w:rFonts w:ascii="Calibri" w:hAnsi="Calibri"/>
-        </w:rPr>
-        <w:t xml:space="preserve">a fresh CI run. Only results tied to final main and the deployed commit may appear as</w:t>
-      </w:r>
-      <w:r>
-        <w:rPr>
-          <w:rFonts w:ascii="Calibri" w:hAnsi="Calibri"/>
-        </w:rPr>
-        <w:t xml:space="preserve"> </w:t>
-      </w:r>
-      <w:r>
-        <w:rPr>
-          <w:rFonts w:ascii="Calibri" w:hAnsi="Calibri"/>
-        </w:rPr>
-        <w:t xml:space="preserve">final release evidence. The manual assistive-technology audit remains NT and must be</w:t>
-      </w:r>
-      <w:r>
-        <w:rPr>
-          <w:rFonts w:ascii="Calibri" w:hAnsi="Calibri"/>
-        </w:rPr>
-        <w:t xml:space="preserve"> </w:t>
-      </w:r>
-      <w:r>
-        <w:rPr>
-          <w:rFonts w:ascii="Calibri" w:hAnsi="Calibri"/>
-        </w:rPr>
-        <w:t xml:space="preserve">reported separately.</w:t>
+        <w:t xml:space="preserve">PR CI run</w:t>
+      </w:r>
+      <w:r>
+        <w:rPr>
+          <w:rFonts w:ascii="Calibri" w:hAnsi="Calibri"/>
+        </w:rPr>
+        <w:t xml:space="preserve"> </w:t>
+      </w:r>
+      <w:r>
+        <w:rPr>
+          <w:rStyle w:val="VerbatimChar"/>
+          <w:rFonts w:ascii="Calibri" w:hAnsi="Calibri"/>
+        </w:rPr>
+        <w:t xml:space="preserve">31339674025</w:t>
+      </w:r>
+      <w:r>
+        <w:rPr>
+          <w:rFonts w:ascii="Calibri" w:hAnsi="Calibri"/>
+        </w:rPr>
+        <w:t xml:space="preserve"> </w:t>
+      </w:r>
+      <w:r>
+        <w:rPr>
+          <w:rFonts w:ascii="Calibri" w:hAnsi="Calibri"/>
+        </w:rPr>
+        <w:t xml:space="preserve">reproduced these technical counts and produced 60/60</w:t>
+      </w:r>
+      <w:r>
+        <w:rPr>
+          <w:rFonts w:ascii="Calibri" w:hAnsi="Calibri"/>
+        </w:rPr>
+        <w:t xml:space="preserve"> </w:t>
+      </w:r>
+      <w:r>
+        <w:rPr>
+          <w:rFonts w:ascii="Calibri" w:hAnsi="Calibri"/>
+        </w:rPr>
+        <w:t xml:space="preserve">rendered-browser state/profile scans for the correction candidate, with 0 reported</w:t>
+      </w:r>
+      <w:r>
+        <w:rPr>
+          <w:rFonts w:ascii="Calibri" w:hAnsi="Calibri"/>
+        </w:rPr>
+        <w:t xml:space="preserve"> </w:t>
+      </w:r>
+      <w:r>
+        <w:rPr>
+          <w:rFonts w:ascii="Calibri" w:hAnsi="Calibri"/>
+        </w:rPr>
+        <w:t xml:space="preserve">axe violations, incomplete checks, overflow failures, target-size failures or</w:t>
+      </w:r>
+      <w:r>
+        <w:rPr>
+          <w:rFonts w:ascii="Calibri" w:hAnsi="Calibri"/>
+        </w:rPr>
+        <w:t xml:space="preserve"> </w:t>
+      </w:r>
+      <w:r>
+        <w:rPr>
+          <w:rFonts w:ascii="Calibri" w:hAnsi="Calibri"/>
+        </w:rPr>
+        <w:t xml:space="preserve">missing states. These are pull-request results, not final-main or deployed-release</w:t>
+      </w:r>
+      <w:r>
+        <w:rPr>
+          <w:rFonts w:ascii="Calibri" w:hAnsi="Calibri"/>
+        </w:rPr>
+        <w:t xml:space="preserve"> </w:t>
+      </w:r>
+      <w:r>
+        <w:rPr>
+          <w:rFonts w:ascii="Calibri" w:hAnsi="Calibri"/>
+        </w:rPr>
+        <w:t xml:space="preserve">evidence. The manual assistive-technology audit remains NT and must be reported</w:t>
+      </w:r>
+      <w:r>
+        <w:rPr>
+          <w:rFonts w:ascii="Calibri" w:hAnsi="Calibri"/>
+        </w:rPr>
+        <w:t xml:space="preserve"> </w:t>
+      </w:r>
+      <w:r>
+        <w:rPr>
+          <w:rFonts w:ascii="Calibri" w:hAnsi="Calibri"/>
+        </w:rPr>
+        <w:t xml:space="preserve">separately.</w:t>
       </w:r>
     </w:p>
     <w:bookmarkEnd w:id="26"/>

--- a/deliverables/AQP_Final_Contribution_Statement_v2.docx
+++ b/deliverables/AQP_Final_Contribution_Statement_v2.docx
@@ -842,19 +842,43 @@
         <w:rPr>
           <w:rFonts w:ascii="Calibri" w:hAnsi="Calibri"/>
         </w:rPr>
-        <w:t xml:space="preserve">8 distributable built-in/import cases, 31 items and 234 independent-oracle field comparisons,</w:t>
-      </w:r>
-      <w:r>
-        <w:rPr>
-          <w:rFonts w:ascii="Calibri" w:hAnsi="Calibri"/>
-        </w:rPr>
-        <w:t xml:space="preserve"> </w:t>
-      </w:r>
-      <w:r>
-        <w:rPr>
-          <w:rFonts w:ascii="Calibri" w:hAnsi="Calibri"/>
-        </w:rPr>
-        <w:t xml:space="preserve">with 0 mismatches;</w:t>
+        <w:t xml:space="preserve">5 compatible imported definitions admitted through the shared data path with</w:t>
+      </w:r>
+      <w:r>
+        <w:rPr>
+          <w:rFonts w:ascii="Calibri" w:hAnsi="Calibri"/>
+        </w:rPr>
+        <w:t xml:space="preserve"> </w:t>
+      </w:r>
+      <w:r>
+        <w:rPr>
+          <w:rFonts w:ascii="Calibri" w:hAnsi="Calibri"/>
+        </w:rPr>
+        <w:t xml:space="preserve">0 instrument-specific production files, 96/96 shared case-contract executions</w:t>
+      </w:r>
+      <w:r>
+        <w:rPr>
+          <w:rFonts w:ascii="Calibri" w:hAnsi="Calibri"/>
+        </w:rPr>
+        <w:t xml:space="preserve"> </w:t>
+      </w:r>
+      <w:r>
+        <w:rPr>
+          <w:rFonts w:ascii="Calibri" w:hAnsi="Calibri"/>
+        </w:rPr>
+        <w:t xml:space="preserve">with 0 instrument-specific copies, and 16/16 support-allowlist combinations</w:t>
+      </w:r>
+      <w:r>
+        <w:rPr>
+          <w:rFonts w:ascii="Calibri" w:hAnsi="Calibri"/>
+        </w:rPr>
+        <w:t xml:space="preserve"> </w:t>
+      </w:r>
+      <w:r>
+        <w:rPr>
+          <w:rFonts w:ascii="Calibri" w:hAnsi="Calibri"/>
+        </w:rPr>
+        <w:t xml:space="preserve">matching;</w:t>
       </w:r>
     </w:p>
     <w:p>
@@ -871,7 +895,19 @@
         <w:rPr>
           <w:rFonts w:ascii="Calibri" w:hAnsi="Calibri"/>
         </w:rPr>
-        <w:t xml:space="preserve">12 adversarial inputs, with 0 silently altered;</w:t>
+        <w:t xml:space="preserve">8 distributable built-in/import cases, 31 items and 234 independent-oracle field comparisons,</w:t>
+      </w:r>
+      <w:r>
+        <w:rPr>
+          <w:rFonts w:ascii="Calibri" w:hAnsi="Calibri"/>
+        </w:rPr>
+        <w:t xml:space="preserve"> </w:t>
+      </w:r>
+      <w:r>
+        <w:rPr>
+          <w:rFonts w:ascii="Calibri" w:hAnsi="Calibri"/>
+        </w:rPr>
+        <w:t xml:space="preserve">with 0 mismatches;</w:t>
       </w:r>
     </w:p>
     <w:p>
@@ -888,7 +924,7 @@
         <w:rPr>
           <w:rFonts w:ascii="Calibri" w:hAnsi="Calibri"/>
         </w:rPr>
-        <w:t xml:space="preserve">8/8 result exports and 31/31 item responses reconstructed, with 0 mismatches; and</w:t>
+        <w:t xml:space="preserve">12 adversarial inputs, with 0 silently altered;</w:t>
       </w:r>
     </w:p>
     <w:p>
@@ -905,6 +941,23 @@
         <w:rPr>
           <w:rFonts w:ascii="Calibri" w:hAnsi="Calibri"/>
         </w:rPr>
+        <w:t xml:space="preserve">8/8 result exports and 31/31 item responses reconstructed, with 0 mismatches; and</w:t>
+      </w:r>
+    </w:p>
+    <w:p>
+      <w:pPr>
+        <w:numPr>
+          <w:ilvl w:val="0"/>
+          <w:numId w:val="1002"/>
+        </w:numPr>
+        <w:pStyle w:val="Compact"/>
+        <w:spacing w:after="160" w:line="280" w:lineRule="auto"/>
+        <w:ind w:left="720" w:hanging="360"/>
+      </w:pPr>
+      <w:r>
+        <w:rPr>
+          <w:rFonts w:ascii="Calibri" w:hAnsi="Calibri"/>
+        </w:rPr>
         <w:t xml:space="preserve">missing-fingerprint and stale-fingerprint configuration tampering rejected.</w:t>
       </w:r>
     </w:p>
@@ -916,68 +969,43 @@
         <w:rPr>
           <w:rFonts w:ascii="Calibri" w:hAnsi="Calibri"/>
         </w:rPr>
-        <w:t xml:space="preserve">PR CI run</w:t>
-      </w:r>
-      <w:r>
-        <w:rPr>
-          <w:rFonts w:ascii="Calibri" w:hAnsi="Calibri"/>
-        </w:rPr>
-        <w:t xml:space="preserve"> </w:t>
-      </w:r>
-      <w:r>
-        <w:rPr>
-          <w:rStyle w:val="VerbatimChar"/>
-          <w:rFonts w:ascii="Calibri" w:hAnsi="Calibri"/>
-        </w:rPr>
-        <w:t xml:space="preserve">31339674025</w:t>
-      </w:r>
-      <w:r>
-        <w:rPr>
-          <w:rFonts w:ascii="Calibri" w:hAnsi="Calibri"/>
-        </w:rPr>
-        <w:t xml:space="preserve"> </w:t>
-      </w:r>
-      <w:r>
-        <w:rPr>
-          <w:rFonts w:ascii="Calibri" w:hAnsi="Calibri"/>
-        </w:rPr>
-        <w:t xml:space="preserve">reproduced these technical counts and produced 60/60</w:t>
-      </w:r>
-      <w:r>
-        <w:rPr>
-          <w:rFonts w:ascii="Calibri" w:hAnsi="Calibri"/>
-        </w:rPr>
-        <w:t xml:space="preserve"> </w:t>
-      </w:r>
-      <w:r>
-        <w:rPr>
-          <w:rFonts w:ascii="Calibri" w:hAnsi="Calibri"/>
-        </w:rPr>
-        <w:t xml:space="preserve">rendered-browser state/profile scans for the correction candidate, with 0 reported</w:t>
-      </w:r>
-      <w:r>
-        <w:rPr>
-          <w:rFonts w:ascii="Calibri" w:hAnsi="Calibri"/>
-        </w:rPr>
-        <w:t xml:space="preserve"> </w:t>
-      </w:r>
-      <w:r>
-        <w:rPr>
-          <w:rFonts w:ascii="Calibri" w:hAnsi="Calibri"/>
-        </w:rPr>
-        <w:t xml:space="preserve">axe violations, incomplete checks, overflow failures, target-size failures or</w:t>
-      </w:r>
-      <w:r>
-        <w:rPr>
-          <w:rFonts w:ascii="Calibri" w:hAnsi="Calibri"/>
-        </w:rPr>
-        <w:t xml:space="preserve"> </w:t>
-      </w:r>
-      <w:r>
-        <w:rPr>
-          <w:rFonts w:ascii="Calibri" w:hAnsi="Calibri"/>
-        </w:rPr>
-        <w:t xml:space="preserve">missing states. These are pull-request results, not final-main or deployed-release</w:t>
+        <w:t xml:space="preserve">The earlier passing PR revision reproduced the fidelity, refusal and</w:t>
+      </w:r>
+      <w:r>
+        <w:rPr>
+          <w:rFonts w:ascii="Calibri" w:hAnsi="Calibri"/>
+        </w:rPr>
+        <w:t xml:space="preserve"> </w:t>
+      </w:r>
+      <w:r>
+        <w:rPr>
+          <w:rFonts w:ascii="Calibri" w:hAnsi="Calibri"/>
+        </w:rPr>
+        <w:t xml:space="preserve">reconstruction counts, but its 60-scan browser inventory is superseded. The</w:t>
+      </w:r>
+      <w:r>
+        <w:rPr>
+          <w:rFonts w:ascii="Calibri" w:hAnsi="Calibri"/>
+        </w:rPr>
+        <w:t xml:space="preserve"> </w:t>
+      </w:r>
+      <w:r>
+        <w:rPr>
+          <w:rFonts w:ascii="Calibri" w:hAnsi="Calibri"/>
+        </w:rPr>
+        <w:t xml:space="preserve">expanded every-screen protocol requires 27 states × 5 profiles = 135 scans and</w:t>
+      </w:r>
+      <w:r>
+        <w:rPr>
+          <w:rFonts w:ascii="Calibri" w:hAnsi="Calibri"/>
+        </w:rPr>
+        <w:t xml:space="preserve"> </w:t>
+      </w:r>
+      <w:r>
+        <w:rPr>
+          <w:rFonts w:ascii="Calibri" w:hAnsi="Calibri"/>
+        </w:rPr>
+        <w:t xml:space="preserve">is awaiting PR CI. Pull-request results are not final-main or deployed-release</w:t>
       </w:r>
       <w:r>
         <w:rPr>
@@ -1002,6 +1030,65 @@
           <w:rFonts w:ascii="Calibri" w:hAnsi="Calibri"/>
         </w:rPr>
         <w:t xml:space="preserve">separately.</w:t>
+      </w:r>
+    </w:p>
+    <w:p>
+      <w:pPr>
+        <w:pStyle w:val="BodyText"/>
+      </w:pPr>
+      <w:r>
+        <w:rPr>
+          <w:rFonts w:ascii="Calibri" w:hAnsi="Calibri"/>
+        </w:rPr>
+        <w:t xml:space="preserve">Only three built-ins are distributable in the correction candidate. UEQ-S was</w:t>
+      </w:r>
+      <w:r>
+        <w:rPr>
+          <w:rFonts w:ascii="Calibri" w:hAnsi="Calibri"/>
+        </w:rPr>
+        <w:t xml:space="preserve"> </w:t>
+      </w:r>
+      <w:r>
+        <w:rPr>
+          <w:rFonts w:ascii="Calibri" w:hAnsi="Calibri"/>
+        </w:rPr>
+        <w:t xml:space="preserve">removed because written permission covering public repository redistribution and</w:t>
+      </w:r>
+      <w:r>
+        <w:rPr>
+          <w:rFonts w:ascii="Calibri" w:hAnsi="Calibri"/>
+        </w:rPr>
+        <w:t xml:space="preserve"> </w:t>
+      </w:r>
+      <w:r>
+        <w:rPr>
+          <w:rFonts w:ascii="Calibri" w:hAnsi="Calibri"/>
+        </w:rPr>
+        <w:t xml:space="preserve">deployment was not established. This is a disclosed scope reduction from the</w:t>
+      </w:r>
+      <w:r>
+        <w:rPr>
+          <w:rFonts w:ascii="Calibri" w:hAnsi="Calibri"/>
+        </w:rPr>
+        <w:t xml:space="preserve"> </w:t>
+      </w:r>
+      <w:r>
+        <w:rPr>
+          <w:rFonts w:ascii="Calibri" w:hAnsi="Calibri"/>
+        </w:rPr>
+        <w:t xml:space="preserve">supervisor's four-built-in request and requires explicit acceptance; it is not</w:t>
+      </w:r>
+      <w:r>
+        <w:rPr>
+          <w:rFonts w:ascii="Calibri" w:hAnsi="Calibri"/>
+        </w:rPr>
+        <w:t xml:space="preserve"> </w:t>
+      </w:r>
+      <w:r>
+        <w:rPr>
+          <w:rFonts w:ascii="Calibri" w:hAnsi="Calibri"/>
+        </w:rPr>
+        <w:t xml:space="preserve">counted as a successful fourth case.</w:t>
       </w:r>
     </w:p>
     <w:bookmarkEnd w:id="26"/>
@@ -1303,7 +1390,7 @@
         <w:color w:val="59636E"/>
         <w:sz w:val="17"/>
       </w:rPr>
-      <w:t>AQP final contribution statement  |  Version 2.1 | 10 August 2026</w:t>
+      <w:t>AQP final contribution statement  |  Version 2.2 | 10 August 2026</w:t>
     </w:r>
   </w:p>
 </w:hdr>
@@ -1324,7 +1411,7 @@
         <w:color w:val="59636E"/>
         <w:sz w:val="17"/>
       </w:rPr>
-      <w:t>AQP final contribution statement  |  Version 2.1 | 10 August 2026</w:t>
+      <w:t>AQP final contribution statement  |  Version 2.2 | 10 August 2026</w:t>
     </w:r>
   </w:p>
 </w:hdr>
